--- a/output/TableS4_characteristics_by_HWISE.docx
+++ b/output/TableS4_characteristics_by_HWISE.docx
@@ -21173,6 +21173,396 @@
         <w:tc>
           <w:tcPr>
             <w:tcBorders>
+              <w:bottom w:val="none" w:sz="0" w:space="0" w:color="000000"/>
+              <w:top w:val="none" w:sz="0" w:space="0" w:color="000000"/>
+              <w:left w:val="none" w:sz="0" w:space="0" w:color="000000"/>
+              <w:right w:val="none" w:sz="0" w:space="0" w:color="000000"/>
+            </w:tcBorders>
+            <w:shd w:val="clear" w:color="auto" w:fill="FFFFFF"/>
+            <w:tcMar>
+              <w:top w:w="0" w:type="dxa"/>
+              <w:bottom w:w="0" w:type="dxa"/>
+              <w:left w:w="0" w:type="dxa"/>
+              <w:right w:w="0" w:type="dxa"/>
+            </w:tcMar>
+            <w:vAlign w:val="top"/>
+          </w:tcPr>
+          <w:p>
+            <w:pPr>
+              <w:pStyle w:val="Normal"/>
+              <w:jc w:val="left"/>
+              <w:pBdr>
+                <w:bottom w:val="none" w:sz="0" w:space="0" w:color="000000"/>
+                <w:top w:val="none" w:sz="0" w:space="0" w:color="000000"/>
+                <w:left w:val="none" w:sz="0" w:space="0" w:color="000000"/>
+                <w:right w:val="none" w:sz="0" w:space="0" w:color="000000"/>
+              </w:pBdr>
+              <w:spacing w:after="100" w:before="100" w:line="240"/>
+              <w:ind w:left="300" w:right="100" w:firstLine="0" w:firstLineChars="0"/>
+              <w:rPr>
+                <w:rFonts w:ascii="Helvetica" w:hAnsi="Helvetica" w:eastAsia="Helvetica" w:cs="Helvetica"/>
+                <w:i w:val="false"/>
+                <w:b w:val="false"/>
+                <w:u w:val="none"/>
+                <w:strike w:val="false"/>
+                <w:sz w:val="22"/>
+                <w:szCs w:val="22"/>
+                <w:color w:val="000000"/>
+              </w:rPr>
+            </w:pPr>
+            <w:r>
+              <w:rPr>
+                <w:rFonts w:ascii="Helvetica" w:hAnsi="Helvetica" w:eastAsia="Helvetica" w:cs="Helvetica"/>
+                <w:i w:val="false"/>
+                <w:b w:val="false"/>
+                <w:u w:val="none"/>
+                <w:strike w:val="false"/>
+                <w:sz w:val="22"/>
+                <w:szCs w:val="22"/>
+                <w:color w:val="000000"/>
+              </w:rPr>
+              <w:t xml:space="preserve">8</w:t>
+            </w:r>
+          </w:p>
+        </w:tc>
+        <w:tc>
+          <w:tcPr>
+            <w:tcBorders>
+              <w:bottom w:val="none" w:sz="0" w:space="0" w:color="000000"/>
+              <w:top w:val="none" w:sz="0" w:space="0" w:color="000000"/>
+              <w:left w:val="none" w:sz="0" w:space="0" w:color="000000"/>
+              <w:right w:val="none" w:sz="0" w:space="0" w:color="000000"/>
+            </w:tcBorders>
+            <w:shd w:val="clear" w:color="auto" w:fill="FFFFFF"/>
+            <w:tcMar>
+              <w:top w:w="0" w:type="dxa"/>
+              <w:bottom w:w="0" w:type="dxa"/>
+              <w:left w:w="0" w:type="dxa"/>
+              <w:right w:w="0" w:type="dxa"/>
+            </w:tcMar>
+            <w:vAlign w:val="top"/>
+          </w:tcPr>
+          <w:p>
+            <w:pPr>
+              <w:pStyle w:val="Normal"/>
+              <w:jc w:val="center"/>
+              <w:pBdr>
+                <w:bottom w:val="none" w:sz="0" w:space="0" w:color="000000"/>
+                <w:top w:val="none" w:sz="0" w:space="0" w:color="000000"/>
+                <w:left w:val="none" w:sz="0" w:space="0" w:color="000000"/>
+                <w:right w:val="none" w:sz="0" w:space="0" w:color="000000"/>
+              </w:pBdr>
+              <w:spacing w:after="100" w:before="100" w:line="240"/>
+              <w:ind w:left="100" w:right="100" w:firstLine="0" w:firstLineChars="0"/>
+              <w:rPr>
+                <w:rFonts w:ascii="Helvetica" w:hAnsi="Helvetica" w:eastAsia="Helvetica" w:cs="Helvetica"/>
+                <w:i w:val="false"/>
+                <w:b w:val="false"/>
+                <w:u w:val="none"/>
+                <w:strike w:val="false"/>
+                <w:sz w:val="22"/>
+                <w:szCs w:val="22"/>
+                <w:color w:val="000000"/>
+              </w:rPr>
+            </w:pPr>
+            <w:r>
+              <w:rPr>
+                <w:rFonts w:ascii="Helvetica" w:hAnsi="Helvetica" w:eastAsia="Helvetica" w:cs="Helvetica"/>
+                <w:i w:val="false"/>
+                <w:b w:val="false"/>
+                <w:u w:val="none"/>
+                <w:strike w:val="false"/>
+                <w:sz w:val="22"/>
+                <w:szCs w:val="22"/>
+                <w:color w:val="000000"/>
+              </w:rPr>
+              <w:t xml:space="preserve">6 (1.5%)</w:t>
+            </w:r>
+          </w:p>
+        </w:tc>
+        <w:tc>
+          <w:tcPr>
+            <w:tcBorders>
+              <w:bottom w:val="none" w:sz="0" w:space="0" w:color="000000"/>
+              <w:top w:val="none" w:sz="0" w:space="0" w:color="000000"/>
+              <w:left w:val="none" w:sz="0" w:space="0" w:color="000000"/>
+              <w:right w:val="none" w:sz="0" w:space="0" w:color="000000"/>
+            </w:tcBorders>
+            <w:shd w:val="clear" w:color="auto" w:fill="FFFFFF"/>
+            <w:tcMar>
+              <w:top w:w="0" w:type="dxa"/>
+              <w:bottom w:w="0" w:type="dxa"/>
+              <w:left w:w="0" w:type="dxa"/>
+              <w:right w:w="0" w:type="dxa"/>
+            </w:tcMar>
+            <w:vAlign w:val="top"/>
+          </w:tcPr>
+          <w:p>
+            <w:pPr>
+              <w:pStyle w:val="Normal"/>
+              <w:jc w:val="center"/>
+              <w:pBdr>
+                <w:bottom w:val="none" w:sz="0" w:space="0" w:color="000000"/>
+                <w:top w:val="none" w:sz="0" w:space="0" w:color="000000"/>
+                <w:left w:val="none" w:sz="0" w:space="0" w:color="000000"/>
+                <w:right w:val="none" w:sz="0" w:space="0" w:color="000000"/>
+              </w:pBdr>
+              <w:spacing w:after="100" w:before="100" w:line="240"/>
+              <w:ind w:left="100" w:right="100" w:firstLine="0" w:firstLineChars="0"/>
+              <w:rPr>
+                <w:rFonts w:ascii="Helvetica" w:hAnsi="Helvetica" w:eastAsia="Helvetica" w:cs="Helvetica"/>
+                <w:i w:val="false"/>
+                <w:b w:val="false"/>
+                <w:u w:val="none"/>
+                <w:strike w:val="false"/>
+                <w:sz w:val="22"/>
+                <w:szCs w:val="22"/>
+                <w:color w:val="000000"/>
+              </w:rPr>
+            </w:pPr>
+            <w:r>
+              <w:rPr>
+                <w:rFonts w:ascii="Helvetica" w:hAnsi="Helvetica" w:eastAsia="Helvetica" w:cs="Helvetica"/>
+                <w:i w:val="false"/>
+                <w:b w:val="false"/>
+                <w:u w:val="none"/>
+                <w:strike w:val="false"/>
+                <w:sz w:val="22"/>
+                <w:szCs w:val="22"/>
+                <w:color w:val="000000"/>
+              </w:rPr>
+              <w:t xml:space="preserve">0 (0%)</w:t>
+            </w:r>
+          </w:p>
+        </w:tc>
+        <w:tc>
+          <w:tcPr>
+            <w:tcBorders>
+              <w:bottom w:val="none" w:sz="0" w:space="0" w:color="000000"/>
+              <w:top w:val="none" w:sz="0" w:space="0" w:color="000000"/>
+              <w:left w:val="none" w:sz="0" w:space="0" w:color="000000"/>
+              <w:right w:val="none" w:sz="0" w:space="0" w:color="000000"/>
+            </w:tcBorders>
+            <w:shd w:val="clear" w:color="auto" w:fill="FFFFFF"/>
+            <w:tcMar>
+              <w:top w:w="0" w:type="dxa"/>
+              <w:bottom w:w="0" w:type="dxa"/>
+              <w:left w:w="0" w:type="dxa"/>
+              <w:right w:w="0" w:type="dxa"/>
+            </w:tcMar>
+            <w:vAlign w:val="top"/>
+          </w:tcPr>
+          <w:p>
+            <w:pPr>
+              <w:pStyle w:val="Normal"/>
+              <w:jc w:val="center"/>
+              <w:pBdr>
+                <w:bottom w:val="none" w:sz="0" w:space="0" w:color="000000"/>
+                <w:top w:val="none" w:sz="0" w:space="0" w:color="000000"/>
+                <w:left w:val="none" w:sz="0" w:space="0" w:color="000000"/>
+                <w:right w:val="none" w:sz="0" w:space="0" w:color="000000"/>
+              </w:pBdr>
+              <w:spacing w:after="100" w:before="100" w:line="240"/>
+              <w:ind w:left="100" w:right="100" w:firstLine="0" w:firstLineChars="0"/>
+              <w:rPr>
+                <w:rFonts w:ascii="Helvetica" w:hAnsi="Helvetica" w:eastAsia="Helvetica" w:cs="Helvetica"/>
+                <w:i w:val="false"/>
+                <w:b w:val="false"/>
+                <w:u w:val="none"/>
+                <w:strike w:val="false"/>
+                <w:sz w:val="22"/>
+                <w:szCs w:val="22"/>
+                <w:color w:val="000000"/>
+              </w:rPr>
+            </w:pPr>
+            <w:r>
+              <w:rPr>
+                <w:rFonts w:ascii="Helvetica" w:hAnsi="Helvetica" w:eastAsia="Helvetica" w:cs="Helvetica"/>
+                <w:i w:val="false"/>
+                <w:b w:val="false"/>
+                <w:u w:val="none"/>
+                <w:strike w:val="false"/>
+                <w:sz w:val="22"/>
+                <w:szCs w:val="22"/>
+                <w:color w:val="000000"/>
+              </w:rPr>
+              <w:t xml:space="preserve">0 (0%)</w:t>
+            </w:r>
+          </w:p>
+        </w:tc>
+        <w:tc>
+          <w:tcPr>
+            <w:tcBorders>
+              <w:bottom w:val="none" w:sz="0" w:space="0" w:color="000000"/>
+              <w:top w:val="none" w:sz="0" w:space="0" w:color="000000"/>
+              <w:left w:val="none" w:sz="0" w:space="0" w:color="000000"/>
+              <w:right w:val="none" w:sz="0" w:space="0" w:color="000000"/>
+            </w:tcBorders>
+            <w:shd w:val="clear" w:color="auto" w:fill="FFFFFF"/>
+            <w:tcMar>
+              <w:top w:w="0" w:type="dxa"/>
+              <w:bottom w:w="0" w:type="dxa"/>
+              <w:left w:w="0" w:type="dxa"/>
+              <w:right w:w="0" w:type="dxa"/>
+            </w:tcMar>
+            <w:vAlign w:val="top"/>
+          </w:tcPr>
+          <w:p>
+            <w:pPr>
+              <w:pStyle w:val="Normal"/>
+              <w:jc w:val="center"/>
+              <w:pBdr>
+                <w:bottom w:val="none" w:sz="0" w:space="0" w:color="000000"/>
+                <w:top w:val="none" w:sz="0" w:space="0" w:color="000000"/>
+                <w:left w:val="none" w:sz="0" w:space="0" w:color="000000"/>
+                <w:right w:val="none" w:sz="0" w:space="0" w:color="000000"/>
+              </w:pBdr>
+              <w:spacing w:after="100" w:before="100" w:line="240"/>
+              <w:ind w:left="100" w:right="100" w:firstLine="0" w:firstLineChars="0"/>
+              <w:rPr>
+                <w:rFonts w:ascii="Helvetica" w:hAnsi="Helvetica" w:eastAsia="Helvetica" w:cs="Helvetica"/>
+                <w:i w:val="false"/>
+                <w:b w:val="false"/>
+                <w:u w:val="none"/>
+                <w:strike w:val="false"/>
+                <w:sz w:val="22"/>
+                <w:szCs w:val="22"/>
+                <w:color w:val="000000"/>
+              </w:rPr>
+            </w:pPr>
+            <w:r>
+              <w:rPr>
+                <w:rFonts w:ascii="Helvetica" w:hAnsi="Helvetica" w:eastAsia="Helvetica" w:cs="Helvetica"/>
+                <w:i w:val="false"/>
+                <w:b w:val="false"/>
+                <w:u w:val="none"/>
+                <w:strike w:val="false"/>
+                <w:sz w:val="22"/>
+                <w:szCs w:val="22"/>
+                <w:color w:val="000000"/>
+              </w:rPr>
+              <w:t xml:space="preserve">2 (1.9%)</w:t>
+            </w:r>
+          </w:p>
+        </w:tc>
+        <w:tc>
+          <w:tcPr>
+            <w:tcBorders>
+              <w:bottom w:val="none" w:sz="0" w:space="0" w:color="000000"/>
+              <w:top w:val="none" w:sz="0" w:space="0" w:color="000000"/>
+              <w:left w:val="none" w:sz="0" w:space="0" w:color="000000"/>
+              <w:right w:val="none" w:sz="0" w:space="0" w:color="000000"/>
+            </w:tcBorders>
+            <w:shd w:val="clear" w:color="auto" w:fill="FFFFFF"/>
+            <w:tcMar>
+              <w:top w:w="0" w:type="dxa"/>
+              <w:bottom w:w="0" w:type="dxa"/>
+              <w:left w:w="0" w:type="dxa"/>
+              <w:right w:w="0" w:type="dxa"/>
+            </w:tcMar>
+            <w:vAlign w:val="top"/>
+          </w:tcPr>
+          <w:p>
+            <w:pPr>
+              <w:pStyle w:val="Normal"/>
+              <w:jc w:val="center"/>
+              <w:pBdr>
+                <w:bottom w:val="none" w:sz="0" w:space="0" w:color="000000"/>
+                <w:top w:val="none" w:sz="0" w:space="0" w:color="000000"/>
+                <w:left w:val="none" w:sz="0" w:space="0" w:color="000000"/>
+                <w:right w:val="none" w:sz="0" w:space="0" w:color="000000"/>
+              </w:pBdr>
+              <w:spacing w:after="100" w:before="100" w:line="240"/>
+              <w:ind w:left="100" w:right="100" w:firstLine="0" w:firstLineChars="0"/>
+              <w:rPr>
+                <w:rFonts w:ascii="Helvetica" w:hAnsi="Helvetica" w:eastAsia="Helvetica" w:cs="Helvetica"/>
+                <w:i w:val="false"/>
+                <w:b w:val="false"/>
+                <w:u w:val="none"/>
+                <w:strike w:val="false"/>
+                <w:sz w:val="22"/>
+                <w:szCs w:val="22"/>
+                <w:color w:val="000000"/>
+              </w:rPr>
+            </w:pPr>
+            <w:r>
+              <w:rPr>
+                <w:rFonts w:ascii="Helvetica" w:hAnsi="Helvetica" w:eastAsia="Helvetica" w:cs="Helvetica"/>
+                <w:i w:val="false"/>
+                <w:b w:val="false"/>
+                <w:u w:val="none"/>
+                <w:strike w:val="false"/>
+                <w:sz w:val="22"/>
+                <w:szCs w:val="22"/>
+                <w:color w:val="000000"/>
+              </w:rPr>
+              <w:t xml:space="preserve">4 (67%)</w:t>
+            </w:r>
+          </w:p>
+        </w:tc>
+        <w:tc>
+          <w:tcPr>
+            <w:tcBorders>
+              <w:bottom w:val="none" w:sz="0" w:space="0" w:color="000000"/>
+              <w:top w:val="none" w:sz="0" w:space="0" w:color="000000"/>
+              <w:left w:val="none" w:sz="0" w:space="0" w:color="000000"/>
+              <w:right w:val="none" w:sz="0" w:space="0" w:color="000000"/>
+            </w:tcBorders>
+            <w:shd w:val="clear" w:color="auto" w:fill="FFFFFF"/>
+            <w:tcMar>
+              <w:top w:w="0" w:type="dxa"/>
+              <w:bottom w:w="0" w:type="dxa"/>
+              <w:left w:w="0" w:type="dxa"/>
+              <w:right w:w="0" w:type="dxa"/>
+            </w:tcMar>
+            <w:vAlign w:val="top"/>
+          </w:tcPr>
+          <w:p>
+            <w:pPr>
+              <w:pStyle w:val="Normal"/>
+              <w:jc w:val="center"/>
+              <w:pBdr>
+                <w:bottom w:val="none" w:sz="0" w:space="0" w:color="000000"/>
+                <w:top w:val="none" w:sz="0" w:space="0" w:color="000000"/>
+                <w:left w:val="none" w:sz="0" w:space="0" w:color="000000"/>
+                <w:right w:val="none" w:sz="0" w:space="0" w:color="000000"/>
+              </w:pBdr>
+              <w:spacing w:after="100" w:before="100" w:line="240"/>
+              <w:ind w:left="100" w:right="100" w:firstLine="0" w:firstLineChars="0"/>
+              <w:rPr>
+                <w:rFonts w:ascii="Helvetica" w:hAnsi="Helvetica" w:eastAsia="Helvetica" w:cs="Helvetica"/>
+                <w:i w:val="false"/>
+                <w:b w:val="false"/>
+                <w:u w:val="none"/>
+                <w:strike w:val="false"/>
+                <w:sz w:val="22"/>
+                <w:szCs w:val="22"/>
+                <w:color w:val="000000"/>
+              </w:rPr>
+            </w:pPr>
+            <w:r>
+              <w:rPr>
+                <w:rFonts w:ascii="Helvetica" w:hAnsi="Helvetica" w:eastAsia="Helvetica" w:cs="Helvetica"/>
+                <w:i w:val="false"/>
+                <w:b w:val="false"/>
+                <w:u w:val="none"/>
+                <w:strike w:val="false"/>
+                <w:sz w:val="22"/>
+                <w:szCs w:val="22"/>
+                <w:color w:val="000000"/>
+              </w:rPr>
+              <w:t xml:space="preserve"/>
+            </w:r>
+          </w:p>
+        </w:tc>
+      </w:tr>
+      <w:tr>
+        <w:trPr>
+          <w:trHeight w:val="616" w:hRule="auto"/>
+        </w:trPr>
+        <w:tc>
+          <w:tcPr>
+            <w:tcBorders>
               <w:bottom w:val="single" w:sz="8" w:space="0" w:color="000000"/>
               <w:top w:val="none" w:sz="0" w:space="0" w:color="000000"/>
               <w:left w:val="none" w:sz="0" w:space="0" w:color="000000"/>
@@ -21198,30 +21588,30 @@
                 <w:right w:val="none" w:sz="0" w:space="0" w:color="000000"/>
               </w:pBdr>
               <w:spacing w:after="100" w:before="100" w:line="240"/>
-              <w:ind w:left="300" w:right="100" w:firstLine="0" w:firstLineChars="0"/>
-              <w:rPr>
-                <w:rFonts w:ascii="Helvetica" w:hAnsi="Helvetica" w:eastAsia="Helvetica" w:cs="Helvetica"/>
-                <w:i w:val="false"/>
-                <w:b w:val="false"/>
-                <w:u w:val="none"/>
-                <w:strike w:val="false"/>
-                <w:sz w:val="22"/>
-                <w:szCs w:val="22"/>
-                <w:color w:val="000000"/>
-              </w:rPr>
-            </w:pPr>
-            <w:r>
-              <w:rPr>
-                <w:rFonts w:ascii="Helvetica" w:hAnsi="Helvetica" w:eastAsia="Helvetica" w:cs="Helvetica"/>
-                <w:i w:val="false"/>
-                <w:b w:val="false"/>
-                <w:u w:val="none"/>
-                <w:strike w:val="false"/>
-                <w:sz w:val="22"/>
-                <w:szCs w:val="22"/>
-                <w:color w:val="000000"/>
-              </w:rPr>
-              <w:t xml:space="preserve">8</w:t>
+              <w:ind w:left="100" w:right="100" w:firstLine="0" w:firstLineChars="0"/>
+              <w:rPr>
+                <w:rFonts w:ascii="Helvetica" w:hAnsi="Helvetica" w:eastAsia="Helvetica" w:cs="Helvetica"/>
+                <w:i w:val="false"/>
+                <w:b w:val="true"/>
+                <w:u w:val="none"/>
+                <w:strike w:val="false"/>
+                <w:sz w:val="22"/>
+                <w:szCs w:val="22"/>
+                <w:color w:val="000000"/>
+              </w:rPr>
+            </w:pPr>
+            <w:r>
+              <w:rPr>
+                <w:rFonts w:ascii="Helvetica" w:hAnsi="Helvetica" w:eastAsia="Helvetica" w:cs="Helvetica"/>
+                <w:i w:val="false"/>
+                <w:b w:val="true"/>
+                <w:u w:val="none"/>
+                <w:strike w:val="false"/>
+                <w:sz w:val="22"/>
+                <w:szCs w:val="22"/>
+                <w:color w:val="000000"/>
+              </w:rPr>
+              <w:t xml:space="preserve">Water_5sub</w:t>
             </w:r>
           </w:p>
         </w:tc>
@@ -21276,7 +21666,7 @@
                 <w:szCs w:val="22"/>
                 <w:color w:val="000000"/>
               </w:rPr>
-              <w:t xml:space="preserve">6 (1.5%)</w:t>
+              <w:t xml:space="preserve">3.3 (3.0)</w:t>
             </w:r>
           </w:p>
         </w:tc>
@@ -21331,7 +21721,7 @@
                 <w:szCs w:val="22"/>
                 <w:color w:val="000000"/>
               </w:rPr>
-              <w:t xml:space="preserve">0 (0%)</w:t>
+              <w:t xml:space="preserve">0.0 (0.0)</w:t>
             </w:r>
           </w:p>
         </w:tc>
@@ -21386,7 +21776,7 @@
                 <w:szCs w:val="22"/>
                 <w:color w:val="000000"/>
               </w:rPr>
-              <w:t xml:space="preserve">0 (0%)</w:t>
+              <w:t xml:space="preserve">1.9 (1.7)</w:t>
             </w:r>
           </w:p>
         </w:tc>
@@ -21441,7 +21831,7 @@
                 <w:szCs w:val="22"/>
                 <w:color w:val="000000"/>
               </w:rPr>
-              <w:t xml:space="preserve">2 (1.9%)</w:t>
+              <w:t xml:space="preserve">6.7 (2.1)</w:t>
             </w:r>
           </w:p>
         </w:tc>
@@ -21496,7 +21886,7 @@
                 <w:szCs w:val="22"/>
                 <w:color w:val="000000"/>
               </w:rPr>
-              <w:t xml:space="preserve">4 (67%)</w:t>
+              <w:t xml:space="preserve">12.0 (1.3)</w:t>
             </w:r>
           </w:p>
         </w:tc>
@@ -21551,7 +21941,7 @@
                 <w:szCs w:val="22"/>
                 <w:color w:val="000000"/>
               </w:rPr>
-              <w:t xml:space="preserve"/>
+              <w:t xml:space="preserve">&lt;0.001</w:t>
             </w:r>
           </w:p>
         </w:tc>
